--- a/project/documents/miscellaneous/PatentChangeofCounsel.docx
+++ b/project/documents/miscellaneous/PatentChangeofCounsel.docx
@@ -15,22 +15,199 @@
           <w:rFonts w:asciiTheme="minorHAnsi" w:hAnsiTheme="minorHAnsi" w:cs="Arial"/>
           <w:highlight w:val="yellow"/>
         </w:rPr>
-        <w:t xml:space="preserve">@title@: @matterCountryName@ (@MarkType@) Reg. No. @TMRegNo@ -- Notice of Change of US Counsel (@orgName@ Ref. No. </w:t>
-      </w:r>
-      <w:r>
-        <w:rPr>
-          <w:rFonts w:asciiTheme="minorHAnsi" w:hAnsiTheme="minorHAnsi" w:cs="Arial"/>
-          <w:bCs/>
-          <w:highlight w:val="yellow"/>
-        </w:rPr>
-        <w:t>@clientRefNo@</w:t>
-      </w:r>
-      <w:r>
-        <w:rPr>
-          <w:rFonts w:asciiTheme="minorHAnsi" w:hAnsiTheme="minorHAnsi" w:cs="Arial"/>
-          <w:highlight w:val="yellow"/>
-        </w:rPr>
-        <w:t xml:space="preserve"> / SLW Ref. No. @matterNo@)</w:t>
+        <w:t>&lt;&lt;</w:t>
+      </w:r>
+      <w:r>
+        <w:rPr>
+          <w:rFonts w:asciiTheme="minorHAnsi" w:hAnsiTheme="minorHAnsi" w:cs="Arial"/>
+          <w:highlight w:val="yellow"/>
+        </w:rPr>
+        <w:t>title</w:t>
+      </w:r>
+      <w:r>
+        <w:rPr>
+          <w:rFonts w:asciiTheme="minorHAnsi" w:hAnsiTheme="minorHAnsi" w:cs="Arial"/>
+          <w:highlight w:val="yellow"/>
+        </w:rPr>
+        <w:t>&gt;&gt;</w:t>
+      </w:r>
+      <w:r>
+        <w:rPr>
+          <w:rFonts w:asciiTheme="minorHAnsi" w:hAnsiTheme="minorHAnsi" w:cs="Arial"/>
+          <w:highlight w:val="yellow"/>
+        </w:rPr>
+        <w:t xml:space="preserve">: </w:t>
+      </w:r>
+      <w:r>
+        <w:rPr>
+          <w:rFonts w:asciiTheme="minorHAnsi" w:hAnsiTheme="minorHAnsi" w:cs="Arial"/>
+          <w:highlight w:val="yellow"/>
+        </w:rPr>
+        <w:t>&lt;&lt;</w:t>
+      </w:r>
+      <w:r>
+        <w:rPr>
+          <w:rFonts w:asciiTheme="minorHAnsi" w:hAnsiTheme="minorHAnsi" w:cs="Arial"/>
+          <w:highlight w:val="yellow"/>
+        </w:rPr>
+        <w:t>matterCountryName</w:t>
+      </w:r>
+      <w:r>
+        <w:rPr>
+          <w:rFonts w:asciiTheme="minorHAnsi" w:hAnsiTheme="minorHAnsi" w:cs="Arial"/>
+          <w:highlight w:val="yellow"/>
+        </w:rPr>
+        <w:t>&gt;&gt;</w:t>
+      </w:r>
+      <w:r>
+        <w:rPr>
+          <w:rFonts w:asciiTheme="minorHAnsi" w:hAnsiTheme="minorHAnsi" w:cs="Arial"/>
+          <w:highlight w:val="yellow"/>
+        </w:rPr>
+        <w:t xml:space="preserve"> (</w:t>
+      </w:r>
+      <w:r>
+        <w:rPr>
+          <w:rFonts w:asciiTheme="minorHAnsi" w:hAnsiTheme="minorHAnsi" w:cs="Arial"/>
+          <w:highlight w:val="yellow"/>
+        </w:rPr>
+        <w:t>&lt;&lt;</w:t>
+      </w:r>
+      <w:r>
+        <w:rPr>
+          <w:rFonts w:asciiTheme="minorHAnsi" w:hAnsiTheme="minorHAnsi" w:cs="Arial"/>
+          <w:highlight w:val="yellow"/>
+        </w:rPr>
+        <w:t>MarkType</w:t>
+      </w:r>
+      <w:r>
+        <w:rPr>
+          <w:rFonts w:asciiTheme="minorHAnsi" w:hAnsiTheme="minorHAnsi" w:cs="Arial"/>
+          <w:highlight w:val="yellow"/>
+        </w:rPr>
+        <w:t>&gt;&gt;</w:t>
+      </w:r>
+      <w:r>
+        <w:rPr>
+          <w:rFonts w:asciiTheme="minorHAnsi" w:hAnsiTheme="minorHAnsi" w:cs="Arial"/>
+          <w:highlight w:val="yellow"/>
+        </w:rPr>
+        <w:t xml:space="preserve">) Reg. No. </w:t>
+      </w:r>
+      <w:r>
+        <w:rPr>
+          <w:rFonts w:asciiTheme="minorHAnsi" w:hAnsiTheme="minorHAnsi" w:cs="Arial"/>
+          <w:highlight w:val="yellow"/>
+        </w:rPr>
+        <w:t>&lt;&lt;</w:t>
+      </w:r>
+      <w:r>
+        <w:rPr>
+          <w:rFonts w:asciiTheme="minorHAnsi" w:hAnsiTheme="minorHAnsi" w:cs="Arial"/>
+          <w:highlight w:val="yellow"/>
+        </w:rPr>
+        <w:t>TMRegNo</w:t>
+      </w:r>
+      <w:r>
+        <w:rPr>
+          <w:rFonts w:asciiTheme="minorHAnsi" w:hAnsiTheme="minorHAnsi" w:cs="Arial"/>
+          <w:highlight w:val="yellow"/>
+        </w:rPr>
+        <w:t>&gt;&gt;</w:t>
+      </w:r>
+      <w:r>
+        <w:rPr>
+          <w:rFonts w:asciiTheme="minorHAnsi" w:hAnsiTheme="minorHAnsi" w:cs="Arial"/>
+          <w:highlight w:val="yellow"/>
+        </w:rPr>
+        <w:t xml:space="preserve"> -- Notice of Change of US Counsel (</w:t>
+      </w:r>
+      <w:r>
+        <w:rPr>
+          <w:rFonts w:asciiTheme="minorHAnsi" w:hAnsiTheme="minorHAnsi" w:cs="Arial"/>
+          <w:highlight w:val="yellow"/>
+        </w:rPr>
+        <w:t>&lt;&lt;</w:t>
+      </w:r>
+      <w:r>
+        <w:rPr>
+          <w:rFonts w:asciiTheme="minorHAnsi" w:hAnsiTheme="minorHAnsi" w:cs="Arial"/>
+          <w:highlight w:val="yellow"/>
+        </w:rPr>
+        <w:t>orgName</w:t>
+      </w:r>
+      <w:r>
+        <w:rPr>
+          <w:rFonts w:asciiTheme="minorHAnsi" w:hAnsiTheme="minorHAnsi" w:cs="Arial"/>
+          <w:highlight w:val="yellow"/>
+        </w:rPr>
+        <w:t>&gt;&gt;</w:t>
+      </w:r>
+      <w:r>
+        <w:rPr>
+          <w:rFonts w:asciiTheme="minorHAnsi" w:hAnsiTheme="minorHAnsi" w:cs="Arial"/>
+          <w:highlight w:val="yellow"/>
+        </w:rPr>
+        <w:t xml:space="preserve"> Ref. No. </w:t>
+      </w:r>
+      <w:r>
+        <w:rPr>
+          <w:rFonts w:asciiTheme="minorHAnsi" w:hAnsiTheme="minorHAnsi" w:cs="Arial"/>
+          <w:bCs/>
+          <w:highlight w:val="yellow"/>
+        </w:rPr>
+        <w:t>&lt;&lt;</w:t>
+      </w:r>
+      <w:r>
+        <w:rPr>
+          <w:rFonts w:asciiTheme="minorHAnsi" w:hAnsiTheme="minorHAnsi" w:cs="Arial"/>
+          <w:bCs/>
+          <w:highlight w:val="yellow"/>
+        </w:rPr>
+        <w:t>clientRefNo</w:t>
+      </w:r>
+      <w:r>
+        <w:rPr>
+          <w:rFonts w:asciiTheme="minorHAnsi" w:hAnsiTheme="minorHAnsi" w:cs="Arial"/>
+          <w:bCs/>
+          <w:highlight w:val="yellow"/>
+        </w:rPr>
+        <w:t>&gt;&gt;</w:t>
+      </w:r>
+      <w:r>
+        <w:rPr>
+          <w:rFonts w:asciiTheme="minorHAnsi" w:hAnsiTheme="minorHAnsi" w:cs="Arial"/>
+          <w:highlight w:val="yellow"/>
+        </w:rPr>
+        <w:t xml:space="preserve"> / SLW Ref. No. </w:t>
+      </w:r>
+      <w:r>
+        <w:rPr>
+          <w:rFonts w:asciiTheme="minorHAnsi" w:hAnsiTheme="minorHAnsi" w:cs="Arial"/>
+          <w:highlight w:val="yellow"/>
+        </w:rPr>
+        <w:t>&lt;&lt;</w:t>
+      </w:r>
+      <w:r>
+        <w:rPr>
+          <w:rFonts w:asciiTheme="minorHAnsi" w:hAnsiTheme="minorHAnsi" w:cs="Arial"/>
+          <w:highlight w:val="yellow"/>
+        </w:rPr>
+        <w:t>matterNo</w:t>
+      </w:r>
+      <w:r>
+        <w:rPr>
+          <w:rFonts w:asciiTheme="minorHAnsi" w:hAnsiTheme="minorHAnsi" w:cs="Arial"/>
+          <w:highlight w:val="yellow"/>
+        </w:rPr>
+        <w:t>&gt;&gt;</w:t>
+      </w:r>
+      <w:r>
+        <w:rPr>
+          <w:rFonts w:asciiTheme="minorHAnsi" w:hAnsiTheme="minorHAnsi" w:cs="Arial"/>
+          <w:highlight w:val="yellow"/>
+        </w:rPr>
+        <w:t>)</w:t>
       </w:r>
     </w:p>
     <w:p>
@@ -62,7 +239,7 @@
           <w:rFonts w:asciiTheme="minorHAnsi" w:hAnsiTheme="minorHAnsi"/>
           <w:b/>
         </w:rPr>
-        <w:t>&lt;b&gt;SCHWEGMAN LUNDBERG &amp; WOESSNER, P.A.&lt;/b&gt;&lt;br&gt;&lt;br&gt;</w:t>
+        <w:t>SCHWEGMAN LUNDBERG &amp; WOESSNER, P.A.</w:t>
       </w:r>
     </w:p>
     <w:p>
@@ -86,7 +263,56 @@
           <w:rFonts w:asciiTheme="minorHAnsi" w:hAnsiTheme="minorHAnsi" w:cs="Arial"/>
           <w:bCs/>
         </w:rPr>
-        <w:t>@WAName@ @WAPhone@&amp;nbsp;&amp;nbsp;</w:t>
+        <w:t>&lt;&lt;</w:t>
+      </w:r>
+      <w:r>
+        <w:rPr>
+          <w:rFonts w:asciiTheme="minorHAnsi" w:hAnsiTheme="minorHAnsi" w:cs="Arial"/>
+          <w:bCs/>
+        </w:rPr>
+        <w:t>WAName</w:t>
+      </w:r>
+      <w:r>
+        <w:rPr>
+          <w:rFonts w:asciiTheme="minorHAnsi" w:hAnsiTheme="minorHAnsi" w:cs="Arial"/>
+          <w:bCs/>
+        </w:rPr>
+        <w:t>&gt;&gt;</w:t>
+      </w:r>
+      <w:r>
+        <w:rPr>
+          <w:rFonts w:asciiTheme="minorHAnsi" w:hAnsiTheme="minorHAnsi" w:cs="Arial"/>
+          <w:bCs/>
+        </w:rPr>
+        <w:t xml:space="preserve"> </w:t>
+      </w:r>
+      <w:r>
+        <w:rPr>
+          <w:rFonts w:asciiTheme="minorHAnsi" w:hAnsiTheme="minorHAnsi" w:cs="Arial"/>
+          <w:bCs/>
+        </w:rPr>
+        <w:t>&lt;&lt;</w:t>
+      </w:r>
+      <w:r>
+        <w:rPr>
+          <w:rFonts w:asciiTheme="minorHAnsi" w:hAnsiTheme="minorHAnsi" w:cs="Arial"/>
+          <w:bCs/>
+        </w:rPr>
+        <w:t>WAPhone</w:t>
+      </w:r>
+      <w:r>
+        <w:rPr>
+          <w:rFonts w:asciiTheme="minorHAnsi" w:hAnsiTheme="minorHAnsi" w:cs="Arial"/>
+          <w:bCs/>
+        </w:rPr>
+        <w:t>&gt;&gt;</w:t>
+      </w:r>
+      <w:r>
+        <w:rPr>
+          <w:rFonts w:asciiTheme="minorHAnsi" w:hAnsiTheme="minorHAnsi" w:cs="Arial"/>
+          <w:bCs/>
+        </w:rPr>
+        <w:t>&amp;nbsp;&amp;nbsp;</w:t>
       </w:r>
       <w:r>
         <w:rPr>
@@ -94,22 +320,84 @@
           <w:bCs/>
         </w:rPr>
         <w:tab/>
-        <w:t>@WAEmail@&lt;br&gt;</w:t>
-      </w:r>
-    </w:p>
-    <w:p>
-      <w:pPr>
-        <w:rPr>
-          <w:rFonts w:asciiTheme="minorHAnsi" w:hAnsiTheme="minorHAnsi" w:cs="Arial"/>
-          <w:bCs/>
-        </w:rPr>
-      </w:pPr>
-      <w:r>
-        <w:rPr>
-          <w:rFonts w:asciiTheme="minorHAnsi" w:hAnsiTheme="minorHAnsi" w:cs="Arial"/>
-          <w:bCs/>
-        </w:rPr>
-        <w:t>@paraName@ @paraPhone@</w:t>
+      </w:r>
+      <w:r>
+        <w:rPr>
+          <w:rFonts w:asciiTheme="minorHAnsi" w:hAnsiTheme="minorHAnsi" w:cs="Arial"/>
+          <w:bCs/>
+        </w:rPr>
+        <w:t>&lt;&lt;</w:t>
+      </w:r>
+      <w:r>
+        <w:rPr>
+          <w:rFonts w:asciiTheme="minorHAnsi" w:hAnsiTheme="minorHAnsi" w:cs="Arial"/>
+          <w:bCs/>
+        </w:rPr>
+        <w:t>WAEmail</w:t>
+      </w:r>
+      <w:r>
+        <w:rPr>
+          <w:rFonts w:asciiTheme="minorHAnsi" w:hAnsiTheme="minorHAnsi" w:cs="Arial"/>
+          <w:bCs/>
+        </w:rPr>
+        <w:t>&gt;&gt;</w:t>
+      </w:r>
+    </w:p>
+    <w:p>
+      <w:pPr>
+        <w:rPr>
+          <w:rFonts w:asciiTheme="minorHAnsi" w:hAnsiTheme="minorHAnsi" w:cs="Arial"/>
+          <w:bCs/>
+        </w:rPr>
+      </w:pPr>
+      <w:r>
+        <w:rPr>
+          <w:rFonts w:asciiTheme="minorHAnsi" w:hAnsiTheme="minorHAnsi" w:cs="Arial"/>
+          <w:bCs/>
+        </w:rPr>
+        <w:t>&lt;&lt;</w:t>
+      </w:r>
+      <w:r>
+        <w:rPr>
+          <w:rFonts w:asciiTheme="minorHAnsi" w:hAnsiTheme="minorHAnsi" w:cs="Arial"/>
+          <w:bCs/>
+        </w:rPr>
+        <w:t>paraName</w:t>
+      </w:r>
+      <w:r>
+        <w:rPr>
+          <w:rFonts w:asciiTheme="minorHAnsi" w:hAnsiTheme="minorHAnsi" w:cs="Arial"/>
+          <w:bCs/>
+        </w:rPr>
+        <w:t>&gt;&gt;</w:t>
+      </w:r>
+      <w:r>
+        <w:rPr>
+          <w:rFonts w:asciiTheme="minorHAnsi" w:hAnsiTheme="minorHAnsi" w:cs="Arial"/>
+          <w:bCs/>
+        </w:rPr>
+        <w:t xml:space="preserve"> </w:t>
+      </w:r>
+      <w:r>
+        <w:rPr>
+          <w:rFonts w:asciiTheme="minorHAnsi" w:hAnsiTheme="minorHAnsi" w:cs="Arial"/>
+          <w:bCs/>
+        </w:rPr>
+        <w:t>&lt;&lt;</w:t>
+      </w:r>
+      <w:r>
+        <w:rPr>
+          <w:rFonts w:asciiTheme="minorHAnsi" w:hAnsiTheme="minorHAnsi" w:cs="Arial"/>
+          <w:bCs/>
+        </w:rPr>
+        <w:t>paraPhone</w:t>
+      </w:r>
+      <w:r>
+        <w:rPr>
+          <w:rFonts w:asciiTheme="minorHAnsi" w:hAnsiTheme="minorHAnsi" w:cs="Arial"/>
+          <w:bCs/>
+        </w:rPr>
+        <w:t>&gt;&gt;</w:t>
       </w:r>
       <w:r>
         <w:rPr>
@@ -117,7 +405,27 @@
           <w:bCs/>
         </w:rPr>
         <w:tab/>
-        <w:t>@paraEmail@&lt;br&gt;&lt;br&gt;&lt;br&gt;</w:t>
+      </w:r>
+      <w:r>
+        <w:rPr>
+          <w:rFonts w:asciiTheme="minorHAnsi" w:hAnsiTheme="minorHAnsi" w:cs="Arial"/>
+          <w:bCs/>
+        </w:rPr>
+        <w:t>&lt;&lt;</w:t>
+      </w:r>
+      <w:r>
+        <w:rPr>
+          <w:rFonts w:asciiTheme="minorHAnsi" w:hAnsiTheme="minorHAnsi" w:cs="Arial"/>
+          <w:bCs/>
+        </w:rPr>
+        <w:t>paraEmai</w:t>
+      </w:r>
+      <w:r>
+        <w:rPr>
+          <w:rFonts w:asciiTheme="minorHAnsi" w:hAnsiTheme="minorHAnsi" w:cs="Arial"/>
+          <w:bCs/>
+        </w:rPr>
+        <w:t>l&gt;&gt;</w:t>
       </w:r>
     </w:p>
     <w:p>
@@ -159,7 +467,62 @@
           <w:highlight w:val="yellow"/>
         </w:rPr>
         <w:tab/>
-        <w:t>@orgName@ @clientRefNo@</w:t>
+      </w:r>
+      <w:r>
+        <w:rPr>
+          <w:rFonts w:asciiTheme="minorHAnsi" w:hAnsiTheme="minorHAnsi" w:cs="Arial"/>
+          <w:bCs/>
+          <w:highlight w:val="yellow"/>
+        </w:rPr>
+        <w:t>&lt;&lt;</w:t>
+      </w:r>
+      <w:r>
+        <w:rPr>
+          <w:rFonts w:asciiTheme="minorHAnsi" w:hAnsiTheme="minorHAnsi" w:cs="Arial"/>
+          <w:bCs/>
+          <w:highlight w:val="yellow"/>
+        </w:rPr>
+        <w:t>orgName</w:t>
+      </w:r>
+      <w:r>
+        <w:rPr>
+          <w:rFonts w:asciiTheme="minorHAnsi" w:hAnsiTheme="minorHAnsi" w:cs="Arial"/>
+          <w:bCs/>
+          <w:highlight w:val="yellow"/>
+        </w:rPr>
+        <w:t>&gt;&gt;</w:t>
+      </w:r>
+      <w:r>
+        <w:rPr>
+          <w:rFonts w:asciiTheme="minorHAnsi" w:hAnsiTheme="minorHAnsi" w:cs="Arial"/>
+          <w:bCs/>
+          <w:highlight w:val="yellow"/>
+        </w:rPr>
+        <w:t xml:space="preserve"> </w:t>
+      </w:r>
+      <w:r>
+        <w:rPr>
+          <w:rFonts w:asciiTheme="minorHAnsi" w:hAnsiTheme="minorHAnsi" w:cs="Arial"/>
+          <w:bCs/>
+          <w:highlight w:val="yellow"/>
+        </w:rPr>
+        <w:t>&lt;&lt;</w:t>
+      </w:r>
+      <w:r>
+        <w:rPr>
+          <w:rFonts w:asciiTheme="minorHAnsi" w:hAnsiTheme="minorHAnsi" w:cs="Arial"/>
+          <w:bCs/>
+          <w:highlight w:val="yellow"/>
+        </w:rPr>
+        <w:t>clientRefNo</w:t>
+      </w:r>
+      <w:r>
+        <w:rPr>
+          <w:rFonts w:asciiTheme="minorHAnsi" w:hAnsiTheme="minorHAnsi" w:cs="Arial"/>
+          <w:bCs/>
+          <w:highlight w:val="yellow"/>
+        </w:rPr>
+        <w:t>&gt;&gt;</w:t>
       </w:r>
       <w:r>
         <w:rPr>
@@ -176,7 +539,31 @@
           <w:bCs/>
           <w:highlight w:val="yellow"/>
         </w:rPr>
-        <w:t xml:space="preserve"> SLW Ref. No. @matterNo@&lt;br&gt;</w:t>
+        <w:t xml:space="preserve"> SLW Ref. No. </w:t>
+      </w:r>
+      <w:r>
+        <w:rPr>
+          <w:rFonts w:asciiTheme="minorHAnsi" w:hAnsiTheme="minorHAnsi" w:cs="Arial"/>
+          <w:bCs/>
+          <w:highlight w:val="yellow"/>
+        </w:rPr>
+        <w:t>&lt;&lt;</w:t>
+      </w:r>
+      <w:r>
+        <w:rPr>
+          <w:rFonts w:asciiTheme="minorHAnsi" w:hAnsiTheme="minorHAnsi" w:cs="Arial"/>
+          <w:bCs/>
+          <w:highlight w:val="yellow"/>
+        </w:rPr>
+        <w:t>matterNo</w:t>
+      </w:r>
+      <w:r>
+        <w:rPr>
+          <w:rFonts w:asciiTheme="minorHAnsi" w:hAnsiTheme="minorHAnsi" w:cs="Arial"/>
+          <w:bCs/>
+          <w:highlight w:val="yellow"/>
+        </w:rPr>
+        <w:t>&gt;&gt;</w:t>
       </w:r>
     </w:p>
     <w:p>
@@ -194,15 +581,70 @@
           <w:highlight w:val="yellow"/>
         </w:rPr>
         <w:tab/>
-        <w:t>@matterCountryName@ Patent</w:t>
-      </w:r>
-      <w:r>
-        <w:rPr>
-          <w:rFonts w:asciiTheme="minorHAnsi" w:hAnsiTheme="minorHAnsi" w:cs="Arial"/>
-          <w:bCs/>
-          <w:highlight w:val="yellow"/>
-        </w:rPr>
-        <w:t xml:space="preserve"> Reg. No.: @TMRegNo@&lt;br&gt;</w:t>
+      </w:r>
+      <w:r>
+        <w:rPr>
+          <w:rFonts w:asciiTheme="minorHAnsi" w:hAnsiTheme="minorHAnsi" w:cs="Arial"/>
+          <w:bCs/>
+          <w:highlight w:val="yellow"/>
+        </w:rPr>
+        <w:t>&lt;&lt;</w:t>
+      </w:r>
+      <w:r>
+        <w:rPr>
+          <w:rFonts w:asciiTheme="minorHAnsi" w:hAnsiTheme="minorHAnsi" w:cs="Arial"/>
+          <w:bCs/>
+          <w:highlight w:val="yellow"/>
+        </w:rPr>
+        <w:t>matterCountryName</w:t>
+      </w:r>
+      <w:r>
+        <w:rPr>
+          <w:rFonts w:asciiTheme="minorHAnsi" w:hAnsiTheme="minorHAnsi" w:cs="Arial"/>
+          <w:bCs/>
+          <w:highlight w:val="yellow"/>
+        </w:rPr>
+        <w:t>&gt;&gt;</w:t>
+      </w:r>
+      <w:r>
+        <w:rPr>
+          <w:rFonts w:asciiTheme="minorHAnsi" w:hAnsiTheme="minorHAnsi" w:cs="Arial"/>
+          <w:bCs/>
+          <w:highlight w:val="yellow"/>
+        </w:rPr>
+        <w:t xml:space="preserve"> Patent</w:t>
+      </w:r>
+      <w:r>
+        <w:rPr>
+          <w:rFonts w:asciiTheme="minorHAnsi" w:hAnsiTheme="minorHAnsi" w:cs="Arial"/>
+          <w:bCs/>
+          <w:highlight w:val="yellow"/>
+        </w:rPr>
+        <w:t xml:space="preserve"> Reg. No.: </w:t>
+      </w:r>
+      <w:r>
+        <w:rPr>
+          <w:rFonts w:asciiTheme="minorHAnsi" w:hAnsiTheme="minorHAnsi" w:cs="Arial"/>
+          <w:bCs/>
+          <w:highlight w:val="yellow"/>
+        </w:rPr>
+        <w:t>&lt;&lt;</w:t>
+      </w:r>
+      <w:r>
+        <w:rPr>
+          <w:rFonts w:asciiTheme="minorHAnsi" w:hAnsiTheme="minorHAnsi" w:cs="Arial"/>
+          <w:bCs/>
+          <w:highlight w:val="yellow"/>
+        </w:rPr>
+        <w:t>TMRegNo</w:t>
+      </w:r>
+      <w:r>
+        <w:rPr>
+          <w:rFonts w:asciiTheme="minorHAnsi" w:hAnsiTheme="minorHAnsi" w:cs="Arial"/>
+          <w:bCs/>
+          <w:highlight w:val="yellow"/>
+        </w:rPr>
+        <w:t>&gt;&gt;</w:t>
       </w:r>
     </w:p>
     <w:p>
@@ -234,7 +676,30 @@
           <w:bCs/>
           <w:highlight w:val="yellow"/>
         </w:rPr>
-        <w:t>:  @title@&lt;br&gt;&lt;br&gt;</w:t>
+        <w:t xml:space="preserve">:  </w:t>
+      </w:r>
+      <w:r>
+        <w:rPr>
+          <w:rFonts w:asciiTheme="minorHAnsi" w:hAnsiTheme="minorHAnsi" w:cs="Arial"/>
+          <w:bCs/>
+          <w:highlight w:val="yellow"/>
+        </w:rPr>
+        <w:t>&lt;&lt;</w:t>
+      </w:r>
+      <w:r>
+        <w:rPr>
+          <w:rFonts w:asciiTheme="minorHAnsi" w:hAnsiTheme="minorHAnsi" w:cs="Arial"/>
+          <w:bCs/>
+          <w:highlight w:val="yellow"/>
+        </w:rPr>
+        <w:t>title</w:t>
+      </w:r>
+      <w:r>
+        <w:rPr>
+          <w:rFonts w:asciiTheme="minorHAnsi" w:hAnsiTheme="minorHAnsi" w:cs="Arial"/>
+          <w:bCs/>
+        </w:rPr>
+        <w:t>&gt;&gt;</w:t>
       </w:r>
     </w:p>
     <w:p>
@@ -271,42 +736,69 @@
         </w:tabs>
         <w:rPr>
           <w:rFonts w:asciiTheme="minorHAnsi" w:hAnsiTheme="minorHAnsi"/>
+        </w:rPr>
+      </w:pPr>
+      <w:r>
+        <w:rPr>
+          <w:rFonts w:asciiTheme="minorHAnsi" w:hAnsiTheme="minorHAnsi"/>
+        </w:rPr>
+        <w:t xml:space="preserve">Dear </w:t>
+      </w:r>
+      <w:r>
+        <w:rPr>
+          <w:rFonts w:asciiTheme="minorHAnsi" w:hAnsiTheme="minorHAnsi"/>
+        </w:rPr>
+        <w:t>Colleagues</w:t>
+      </w:r>
+      <w:r>
+        <w:rPr>
+          <w:rFonts w:asciiTheme="minorHAnsi" w:hAnsiTheme="minorHAnsi"/>
+          <w:highlight w:val="yellow"/>
+        </w:rPr>
+        <w:t>:</w:t>
+      </w:r>
+      <w:r>
+        <w:rPr>
+          <w:rFonts w:asciiTheme="minorHAnsi" w:hAnsiTheme="minorHAnsi"/>
+        </w:rPr>
+        <w:br/>
+      </w:r>
+      <w:r>
+        <w:rPr>
+          <w:rFonts w:asciiTheme="minorHAnsi" w:hAnsiTheme="minorHAnsi"/>
+        </w:rPr>
+        <w:br/>
+        <w:t xml:space="preserve">By way of this e-communication we wish to advise you that handling of the above identified trademark application has been transferred to our firm at the request of the client, </w:t>
+      </w:r>
+      <w:r>
+        <w:rPr>
+          <w:rFonts w:asciiTheme="minorHAnsi" w:hAnsiTheme="minorHAnsi"/>
           <w:b/>
           <w:bCs/>
         </w:rPr>
-      </w:pPr>
-      <w:r>
-        <w:rPr>
-          <w:rFonts w:asciiTheme="minorHAnsi" w:hAnsiTheme="minorHAnsi"/>
-        </w:rPr>
-        <w:t xml:space="preserve">Dear </w:t>
-      </w:r>
-      <w:r>
-        <w:rPr>
-          <w:rFonts w:asciiTheme="minorHAnsi" w:hAnsiTheme="minorHAnsi"/>
-        </w:rPr>
-        <w:t>Colleagues</w:t>
-      </w:r>
-      <w:r>
-        <w:rPr>
-          <w:rFonts w:asciiTheme="minorHAnsi" w:hAnsiTheme="minorHAnsi"/>
-          <w:highlight w:val="yellow"/>
-        </w:rPr>
-        <w:t>:</w:t>
-      </w:r>
-      <w:r>
-        <w:rPr>
-          <w:rFonts w:asciiTheme="minorHAnsi" w:hAnsiTheme="minorHAnsi"/>
-          <w:highlight w:val="yellow"/>
-        </w:rPr>
-        <w:t>&lt;</w:t>
-      </w:r>
-      <w:r>
-        <w:rPr>
-          <w:rFonts w:asciiTheme="minorHAnsi" w:hAnsiTheme="minorHAnsi"/>
-          <w:highlight w:val="yellow"/>
-        </w:rPr>
-        <w:t>br&gt;&lt;br&gt;</w:t>
+        <w:t>&lt;&lt;</w:t>
+      </w:r>
+      <w:r>
+        <w:rPr>
+          <w:rFonts w:asciiTheme="minorHAnsi" w:hAnsiTheme="minorHAnsi"/>
+          <w:b/>
+          <w:bCs/>
+        </w:rPr>
+        <w:t>orgName</w:t>
+      </w:r>
+      <w:r>
+        <w:rPr>
+          <w:rFonts w:asciiTheme="minorHAnsi" w:hAnsiTheme="minorHAnsi"/>
+          <w:b/>
+          <w:bCs/>
+        </w:rPr>
+        <w:t>&gt;&gt;</w:t>
+      </w:r>
+      <w:r>
+        <w:rPr>
+          <w:rFonts w:asciiTheme="minorHAnsi" w:hAnsiTheme="minorHAnsi"/>
+        </w:rPr>
+        <w:t xml:space="preserve">. Please accept this as your authorization to direct all future communication regarding this matter to the following address: </w:t>
       </w:r>
       <w:r>
         <w:rPr>
@@ -324,77 +816,7 @@
         <w:rPr>
           <w:rFonts w:asciiTheme="minorHAnsi" w:hAnsiTheme="minorHAnsi"/>
         </w:rPr>
-        <w:t>&lt;p&gt;</w:t>
-      </w:r>
-      <w:r>
-        <w:rPr>
-          <w:rFonts w:asciiTheme="minorHAnsi" w:hAnsiTheme="minorHAnsi"/>
-        </w:rPr>
-        <w:t xml:space="preserve">By way of this e-communication we wish to advise you that handling of the above identified trademark application has been transferred to our firm at the request of the client, </w:t>
-      </w:r>
-      <w:r>
-        <w:rPr>
-          <w:rFonts w:asciiTheme="minorHAnsi" w:hAnsiTheme="minorHAnsi"/>
-        </w:rPr>
-        <w:t>&lt;b&gt;</w:t>
-      </w:r>
-      <w:r>
-        <w:rPr>
-          <w:rFonts w:asciiTheme="minorHAnsi" w:hAnsiTheme="minorHAnsi"/>
-          <w:b/>
-          <w:bCs/>
-        </w:rPr>
-        <w:t>@orgName@</w:t>
-      </w:r>
-      <w:r>
-        <w:rPr>
-          <w:rFonts w:asciiTheme="minorHAnsi" w:hAnsiTheme="minorHAnsi"/>
-          <w:b/>
-          <w:bCs/>
-        </w:rPr>
-        <w:t>&lt;/b&gt;</w:t>
-      </w:r>
-      <w:r>
-        <w:rPr>
-          <w:rFonts w:asciiTheme="minorHAnsi" w:hAnsiTheme="minorHAnsi"/>
-        </w:rPr>
-        <w:t>. Please accept this as your authorization to direct all future communication regarding this matter to the following address:</w:t>
-      </w:r>
-      <w:r>
-        <w:rPr>
-          <w:rFonts w:asciiTheme="minorHAnsi" w:hAnsiTheme="minorHAnsi"/>
-        </w:rPr>
-        <w:t>&lt;/p&gt;</w:t>
-      </w:r>
-      <w:r>
-        <w:rPr>
-          <w:rFonts w:asciiTheme="minorHAnsi" w:hAnsiTheme="minorHAnsi"/>
-        </w:rPr>
-        <w:t xml:space="preserve"> </w:t>
-      </w:r>
-      <w:r>
-        <w:rPr>
-          <w:rFonts w:asciiTheme="minorHAnsi" w:hAnsiTheme="minorHAnsi"/>
-        </w:rPr>
-        <w:br/>
-      </w:r>
-      <w:r>
-        <w:rPr>
-          <w:rFonts w:asciiTheme="minorHAnsi" w:hAnsiTheme="minorHAnsi"/>
-        </w:rPr>
-        <w:br/>
-      </w:r>
-      <w:r>
-        <w:rPr>
-          <w:rFonts w:asciiTheme="minorHAnsi" w:hAnsiTheme="minorHAnsi"/>
-        </w:rPr>
         <w:t>Schwegman Lundberg &amp; Woessner</w:t>
-      </w:r>
-      <w:r>
-        <w:rPr>
-          <w:rFonts w:asciiTheme="minorHAnsi" w:hAnsiTheme="minorHAnsi"/>
-        </w:rPr>
-        <w:t>&lt;br&gt;</w:t>
       </w:r>
       <w:r>
         <w:rPr>
@@ -413,18 +835,6 @@
         <w:rPr>
           <w:rFonts w:asciiTheme="minorHAnsi" w:hAnsiTheme="minorHAnsi"/>
         </w:rPr>
-        <w:t>&lt;</w:t>
-      </w:r>
-      <w:r>
-        <w:rPr>
-          <w:rFonts w:asciiTheme="minorHAnsi" w:hAnsiTheme="minorHAnsi"/>
-        </w:rPr>
-        <w:t>br&gt;</w:t>
-      </w:r>
-      <w:r>
-        <w:rPr>
-          <w:rFonts w:asciiTheme="minorHAnsi" w:hAnsiTheme="minorHAnsi"/>
-        </w:rPr>
         <w:br/>
         <w:t>Minneapolis, Minnesota 55402 USA</w:t>
       </w:r>
@@ -432,12 +842,6 @@
         <w:rPr>
           <w:rFonts w:asciiTheme="minorHAnsi" w:hAnsiTheme="minorHAnsi"/>
         </w:rPr>
-        <w:t>&lt;br&gt;&lt;br&gt;</w:t>
-      </w:r>
-      <w:r>
-        <w:rPr>
-          <w:rFonts w:asciiTheme="minorHAnsi" w:hAnsiTheme="minorHAnsi"/>
-        </w:rPr>
         <w:t xml:space="preserve"> </w:t>
       </w:r>
       <w:r>
@@ -458,12 +862,6 @@
         </w:rPr>
         <w:br/>
         <w:t xml:space="preserve">All electronic correspondence should be directed to </w:t>
-      </w:r>
-      <w:r>
-        <w:rPr>
-          <w:rFonts w:asciiTheme="minorHAnsi" w:hAnsiTheme="minorHAnsi"/>
-        </w:rPr>
-        <w:t>&lt;a href=”</w:t>
       </w:r>
       <w:hyperlink r:id="rId6" w:history="1">
         <w:r>
@@ -478,216 +876,13 @@
         <w:rPr>
           <w:rFonts w:asciiTheme="minorHAnsi" w:hAnsiTheme="minorHAnsi"/>
         </w:rPr>
-        <w:t>”&gt;REQUEST@SLWIP.COM&lt;/a&gt;</w:t>
-      </w:r>
-      <w:r>
-        <w:rPr>
-          <w:rFonts w:asciiTheme="minorHAnsi" w:hAnsiTheme="minorHAnsi"/>
-        </w:rPr>
-        <w:t>.</w:t>
-      </w:r>
-      <w:r>
-        <w:rPr>
-          <w:rFonts w:asciiTheme="minorHAnsi" w:hAnsiTheme="minorHAnsi"/>
-        </w:rPr>
-        <w:t>&lt;</w:t>
-      </w:r>
-      <w:r>
-        <w:rPr>
-          <w:rFonts w:asciiTheme="minorHAnsi" w:hAnsiTheme="minorHAnsi"/>
-        </w:rPr>
-        <w:t>br&gt;</w:t>
-      </w:r>
-      <w:r>
-        <w:rPr>
-          <w:rFonts w:asciiTheme="minorHAnsi" w:hAnsiTheme="minorHAnsi"/>
-        </w:rPr>
-        <w:t>&lt;br&gt;</w:t>
-      </w:r>
-      <w:r>
-        <w:rPr>
-          <w:rFonts w:asciiTheme="minorHAnsi" w:hAnsiTheme="minorHAnsi"/>
-        </w:rPr>
-        <w:t xml:space="preserve"> </w:t>
-      </w:r>
-      <w:r>
-        <w:rPr>
-          <w:rFonts w:asciiTheme="minorHAnsi" w:hAnsiTheme="minorHAnsi"/>
-        </w:rPr>
-        <w:t xml:space="preserve"> </w:t>
+        <w:t xml:space="preserve"> and the attorney and paralegal identified above.</w:t>
       </w:r>
       <w:r>
         <w:rPr>
           <w:rFonts w:asciiTheme="minorHAnsi" w:hAnsiTheme="minorHAnsi"/>
         </w:rPr>
         <w:br/>
-      </w:r>
-      <w:r>
-        <w:rPr>
-          <w:rFonts w:asciiTheme="minorHAnsi" w:hAnsiTheme="minorHAnsi"/>
-        </w:rPr>
-        <w:br/>
-      </w:r>
-      <w:r>
-        <w:rPr>
-          <w:rFonts w:asciiTheme="minorHAnsi" w:hAnsiTheme="minorHAnsi"/>
-        </w:rPr>
-        <w:t>&lt;p&gt;</w:t>
-      </w:r>
-      <w:r>
-        <w:rPr>
-          <w:rFonts w:asciiTheme="minorHAnsi" w:hAnsiTheme="minorHAnsi"/>
-        </w:rPr>
-        <w:t>The</w:t>
-      </w:r>
-      <w:r>
-        <w:rPr>
-          <w:rFonts w:asciiTheme="minorHAnsi" w:hAnsiTheme="minorHAnsi"/>
-        </w:rPr>
-        <w:t xml:space="preserve"> p</w:t>
-      </w:r>
-      <w:r>
-        <w:rPr>
-          <w:rFonts w:asciiTheme="minorHAnsi" w:hAnsiTheme="minorHAnsi"/>
-        </w:rPr>
-        <w:t xml:space="preserve">aralegal assigned to this case is </w:t>
-      </w:r>
-      <w:r>
-        <w:rPr>
-          <w:rFonts w:asciiTheme="minorHAnsi" w:hAnsiTheme="minorHAnsi"/>
-          <w:bCs/>
-        </w:rPr>
-        <w:t>@paraName@</w:t>
-      </w:r>
-      <w:r>
-        <w:rPr>
-          <w:rFonts w:asciiTheme="minorHAnsi" w:hAnsiTheme="minorHAnsi"/>
-        </w:rPr>
-        <w:t xml:space="preserve">; she can be reached by email at </w:t>
-      </w:r>
-      <w:r>
-        <w:rPr>
-          <w:rFonts w:asciiTheme="minorHAnsi" w:hAnsiTheme="minorHAnsi"/>
-          <w:bCs/>
-        </w:rPr>
-        <w:t xml:space="preserve">@paraEmail@ </w:t>
-      </w:r>
-      <w:r>
-        <w:rPr>
-          <w:rFonts w:asciiTheme="minorHAnsi" w:hAnsiTheme="minorHAnsi"/>
-        </w:rPr>
-        <w:t xml:space="preserve">or by telephone at </w:t>
-      </w:r>
-      <w:r>
-        <w:rPr>
-          <w:rFonts w:asciiTheme="minorHAnsi" w:hAnsiTheme="minorHAnsi"/>
-          <w:bCs/>
-        </w:rPr>
-        <w:t>@paraPhone@</w:t>
-      </w:r>
-      <w:r>
-        <w:rPr>
-          <w:rFonts w:asciiTheme="minorHAnsi" w:hAnsiTheme="minorHAnsi"/>
-        </w:rPr>
-        <w:t xml:space="preserve">. The attorney handling this matter is </w:t>
-      </w:r>
-      <w:r>
-        <w:rPr>
-          <w:rFonts w:asciiTheme="minorHAnsi" w:hAnsiTheme="minorHAnsi"/>
-          <w:bCs/>
-        </w:rPr>
-        <w:t>@WAName@</w:t>
-      </w:r>
-      <w:r>
-        <w:rPr>
-          <w:rFonts w:asciiTheme="minorHAnsi" w:hAnsiTheme="minorHAnsi"/>
-        </w:rPr>
-        <w:t xml:space="preserve">; he can be reached by email at </w:t>
-      </w:r>
-      <w:r>
-        <w:rPr>
-          <w:rFonts w:asciiTheme="minorHAnsi" w:hAnsiTheme="minorHAnsi"/>
-          <w:bCs/>
-        </w:rPr>
-        <w:t>@WAEmail@</w:t>
-      </w:r>
-      <w:r>
-        <w:rPr>
-          <w:rFonts w:asciiTheme="minorHAnsi" w:hAnsiTheme="minorHAnsi"/>
-        </w:rPr>
-        <w:t xml:space="preserve"> or by phone at </w:t>
-      </w:r>
-      <w:r>
-        <w:rPr>
-          <w:rFonts w:asciiTheme="minorHAnsi" w:hAnsiTheme="minorHAnsi"/>
-          <w:bCs/>
-        </w:rPr>
-        <w:t>@WAPhone@</w:t>
-      </w:r>
-      <w:r>
-        <w:rPr>
-          <w:rFonts w:asciiTheme="minorHAnsi" w:hAnsiTheme="minorHAnsi"/>
-        </w:rPr>
-        <w:t>.</w:t>
-      </w:r>
-      <w:r>
-        <w:rPr>
-          <w:rFonts w:asciiTheme="minorHAnsi" w:hAnsiTheme="minorHAnsi"/>
-        </w:rPr>
-        <w:t>&lt;/p&gt;</w:t>
-      </w:r>
-      <w:r>
-        <w:rPr>
-          <w:rFonts w:asciiTheme="minorHAnsi" w:hAnsiTheme="minorHAnsi"/>
-        </w:rPr>
-        <w:t xml:space="preserve"> </w:t>
-      </w:r>
-      <w:r>
-        <w:rPr>
-          <w:rFonts w:asciiTheme="minorHAnsi" w:hAnsiTheme="minorHAnsi"/>
-        </w:rPr>
-        <w:br/>
-      </w:r>
-      <w:r>
-        <w:rPr>
-          <w:rFonts w:asciiTheme="minorHAnsi" w:hAnsiTheme="minorHAnsi"/>
-        </w:rPr>
-        <w:br/>
-      </w:r>
-      <w:r>
-        <w:rPr>
-          <w:rFonts w:asciiTheme="minorHAnsi" w:hAnsiTheme="minorHAnsi"/>
-          <w:b/>
-          <w:bCs/>
-          <w:highlight w:val="yellow"/>
-        </w:rPr>
-        <w:t>Please advise us of the status of this trademark application and provide a list of upcoming deadlines even if you have already reported them to the prior US firm</w:t>
-      </w:r>
-      <w:r>
-        <w:rPr>
-          <w:rFonts w:asciiTheme="minorHAnsi" w:hAnsiTheme="minorHAnsi"/>
-          <w:b/>
-          <w:bCs/>
-          <w:highlight w:val="yellow"/>
-        </w:rPr>
-        <w:t xml:space="preserve"> and provide a word or PDF version of the current pending claims set in English</w:t>
-      </w:r>
-      <w:r>
-        <w:rPr>
-          <w:rFonts w:asciiTheme="minorHAnsi" w:hAnsiTheme="minorHAnsi"/>
-          <w:b/>
-          <w:bCs/>
-          <w:highlight w:val="yellow"/>
-        </w:rPr>
-        <w:t>.</w:t>
-      </w:r>
-      <w:r>
-        <w:rPr>
-          <w:rFonts w:asciiTheme="minorHAnsi" w:hAnsiTheme="minorHAnsi"/>
-          <w:b/>
-          <w:bCs/>
-        </w:rPr>
-        <w:t xml:space="preserve"> </w:t>
       </w:r>
     </w:p>
     <w:p>
@@ -697,10 +892,248 @@
         </w:tabs>
         <w:rPr>
           <w:rFonts w:asciiTheme="minorHAnsi" w:hAnsiTheme="minorHAnsi"/>
+        </w:rPr>
+      </w:pPr>
+      <w:r>
+        <w:rPr>
+          <w:rFonts w:asciiTheme="minorHAnsi" w:hAnsiTheme="minorHAnsi"/>
+          <w:bCs/>
+        </w:rPr>
+        <w:t>&lt;&lt;</w:t>
+      </w:r>
+      <w:r>
+        <w:rPr>
+          <w:rFonts w:asciiTheme="minorHAnsi" w:hAnsiTheme="minorHAnsi"/>
+          <w:bCs/>
+        </w:rPr>
+        <w:t>WAName</w:t>
+      </w:r>
+      <w:r>
+        <w:rPr>
+          <w:rFonts w:asciiTheme="minorHAnsi" w:hAnsiTheme="minorHAnsi"/>
+          <w:bCs/>
+        </w:rPr>
+        <w:t>&gt;&gt;</w:t>
+      </w:r>
+      <w:r>
+        <w:rPr>
+          <w:rFonts w:asciiTheme="minorHAnsi" w:hAnsiTheme="minorHAnsi"/>
+        </w:rPr>
+        <w:t xml:space="preserve"> </w:t>
+      </w:r>
+      <w:r>
+        <w:rPr>
+          <w:rFonts w:asciiTheme="minorHAnsi" w:hAnsiTheme="minorHAnsi"/>
+        </w:rPr>
+        <w:t xml:space="preserve">is the attorney assigned to this matter and can be reached by email at </w:t>
+      </w:r>
+      <w:r>
+        <w:rPr>
+          <w:rFonts w:asciiTheme="minorHAnsi" w:hAnsiTheme="minorHAnsi"/>
+          <w:bCs/>
+        </w:rPr>
+        <w:t>&lt;&lt;</w:t>
+      </w:r>
+      <w:r>
+        <w:rPr>
+          <w:rFonts w:asciiTheme="minorHAnsi" w:hAnsiTheme="minorHAnsi"/>
+          <w:bCs/>
+        </w:rPr>
+        <w:t>WAEmail</w:t>
+      </w:r>
+      <w:r>
+        <w:rPr>
+          <w:rFonts w:asciiTheme="minorHAnsi" w:hAnsiTheme="minorHAnsi"/>
+          <w:bCs/>
+        </w:rPr>
+        <w:t>&gt;&gt;</w:t>
+      </w:r>
+      <w:r>
+        <w:rPr>
+          <w:rFonts w:asciiTheme="minorHAnsi" w:hAnsiTheme="minorHAnsi"/>
+        </w:rPr>
+        <w:t xml:space="preserve"> </w:t>
+      </w:r>
+      <w:r>
+        <w:rPr>
+          <w:rFonts w:asciiTheme="minorHAnsi" w:hAnsiTheme="minorHAnsi"/>
+        </w:rPr>
+        <w:t xml:space="preserve">or by telephone at </w:t>
+      </w:r>
+      <w:r>
+        <w:rPr>
+          <w:rFonts w:asciiTheme="minorHAnsi" w:hAnsiTheme="minorHAnsi"/>
+          <w:bCs/>
+        </w:rPr>
+        <w:t>&lt;&lt;</w:t>
+      </w:r>
+      <w:r>
+        <w:rPr>
+          <w:rFonts w:asciiTheme="minorHAnsi" w:hAnsiTheme="minorHAnsi"/>
+          <w:bCs/>
+        </w:rPr>
+        <w:t>WAPhone</w:t>
+      </w:r>
+      <w:r>
+        <w:rPr>
+          <w:rFonts w:asciiTheme="minorHAnsi" w:hAnsiTheme="minorHAnsi"/>
+          <w:bCs/>
+        </w:rPr>
+        <w:t>&gt;&gt;</w:t>
+      </w:r>
+      <w:r>
+        <w:rPr>
+          <w:rFonts w:asciiTheme="minorHAnsi" w:hAnsiTheme="minorHAnsi"/>
+        </w:rPr>
+        <w:t>.</w:t>
+      </w:r>
+      <w:r>
+        <w:rPr>
+          <w:rFonts w:asciiTheme="minorHAnsi" w:hAnsiTheme="minorHAnsi"/>
+        </w:rPr>
+        <w:t xml:space="preserve"> </w:t>
+      </w:r>
+      <w:r>
+        <w:rPr>
+          <w:rFonts w:asciiTheme="minorHAnsi" w:hAnsiTheme="minorHAnsi"/>
+          <w:bCs/>
+        </w:rPr>
+        <w:t>&lt;&lt;</w:t>
+      </w:r>
+      <w:r>
+        <w:rPr>
+          <w:rFonts w:asciiTheme="minorHAnsi" w:hAnsiTheme="minorHAnsi"/>
+          <w:bCs/>
+        </w:rPr>
+        <w:t>paraName</w:t>
+      </w:r>
+      <w:r>
+        <w:rPr>
+          <w:rFonts w:asciiTheme="minorHAnsi" w:hAnsiTheme="minorHAnsi"/>
+          <w:bCs/>
+        </w:rPr>
+        <w:t>&gt;&gt;</w:t>
+      </w:r>
+      <w:r>
+        <w:rPr>
+          <w:rFonts w:asciiTheme="minorHAnsi" w:hAnsiTheme="minorHAnsi"/>
+        </w:rPr>
+        <w:t xml:space="preserve"> </w:t>
+      </w:r>
+      <w:r>
+        <w:rPr>
+          <w:rFonts w:asciiTheme="minorHAnsi" w:hAnsiTheme="minorHAnsi"/>
+        </w:rPr>
+        <w:t xml:space="preserve">is the paralegal assigned to this matter and can be reached by email at </w:t>
+      </w:r>
+      <w:r>
+        <w:rPr>
+          <w:rFonts w:asciiTheme="minorHAnsi" w:hAnsiTheme="minorHAnsi"/>
+          <w:bCs/>
+        </w:rPr>
+        <w:t>&lt;&lt;</w:t>
+      </w:r>
+      <w:r>
+        <w:rPr>
+          <w:rFonts w:asciiTheme="minorHAnsi" w:hAnsiTheme="minorHAnsi"/>
+          <w:bCs/>
+        </w:rPr>
+        <w:t>paraEmail</w:t>
+      </w:r>
+      <w:r>
+        <w:rPr>
+          <w:rFonts w:asciiTheme="minorHAnsi" w:hAnsiTheme="minorHAnsi"/>
+          <w:bCs/>
+        </w:rPr>
+        <w:t>&gt;&gt;</w:t>
+      </w:r>
+      <w:r>
+        <w:rPr>
+          <w:rFonts w:asciiTheme="minorHAnsi" w:hAnsiTheme="minorHAnsi"/>
+          <w:bCs/>
+        </w:rPr>
+        <w:t xml:space="preserve"> </w:t>
+      </w:r>
+      <w:r>
+        <w:rPr>
+          <w:rFonts w:asciiTheme="minorHAnsi" w:hAnsiTheme="minorHAnsi"/>
+        </w:rPr>
+        <w:t xml:space="preserve">or by telephone at </w:t>
+      </w:r>
+      <w:r>
+        <w:rPr>
+          <w:rFonts w:asciiTheme="minorHAnsi" w:hAnsiTheme="minorHAnsi"/>
+          <w:bCs/>
+        </w:rPr>
+        <w:t>&lt;&lt;</w:t>
+      </w:r>
+      <w:r>
+        <w:rPr>
+          <w:rFonts w:asciiTheme="minorHAnsi" w:hAnsiTheme="minorHAnsi"/>
+          <w:bCs/>
+        </w:rPr>
+        <w:t>paraPhone</w:t>
+      </w:r>
+      <w:r>
+        <w:rPr>
+          <w:rFonts w:asciiTheme="minorHAnsi" w:hAnsiTheme="minorHAnsi"/>
+          <w:bCs/>
+        </w:rPr>
+        <w:t>&gt;&gt;</w:t>
+      </w:r>
+      <w:r>
+        <w:rPr>
+          <w:rFonts w:asciiTheme="minorHAnsi" w:hAnsiTheme="minorHAnsi"/>
+        </w:rPr>
+        <w:t>.</w:t>
+      </w:r>
+      <w:r>
+        <w:rPr>
+          <w:rFonts w:asciiTheme="minorHAnsi" w:hAnsiTheme="minorHAnsi"/>
+        </w:rPr>
+        <w:br/>
+      </w:r>
+      <w:r>
+        <w:rPr>
+          <w:rFonts w:asciiTheme="minorHAnsi" w:hAnsiTheme="minorHAnsi"/>
+        </w:rPr>
+        <w:br/>
+      </w:r>
+      <w:r>
+        <w:rPr>
+          <w:rFonts w:asciiTheme="minorHAnsi" w:hAnsiTheme="minorHAnsi"/>
           <w:b/>
           <w:bCs/>
-        </w:rPr>
-      </w:pPr>
+          <w:highlight w:val="yellow"/>
+        </w:rPr>
+        <w:t>Please advise us of the status of this trademark application and provide a list of upcoming deadlines even if you have already reported them to the prior US firm</w:t>
+      </w:r>
+      <w:r>
+        <w:rPr>
+          <w:rFonts w:asciiTheme="minorHAnsi" w:hAnsiTheme="minorHAnsi"/>
+          <w:b/>
+          <w:bCs/>
+          <w:highlight w:val="yellow"/>
+        </w:rPr>
+        <w:t xml:space="preserve"> and provide a word or PDF version of the current pending claims set in English</w:t>
+      </w:r>
+      <w:r>
+        <w:rPr>
+          <w:rFonts w:asciiTheme="minorHAnsi" w:hAnsiTheme="minorHAnsi"/>
+          <w:b/>
+          <w:bCs/>
+          <w:highlight w:val="yellow"/>
+        </w:rPr>
+        <w:t>.</w:t>
+      </w:r>
+      <w:r>
+        <w:rPr>
+          <w:rFonts w:asciiTheme="minorHAnsi" w:hAnsiTheme="minorHAnsi"/>
+          <w:b/>
+          <w:bCs/>
+        </w:rPr>
+        <w:t xml:space="preserve"> </w:t>
+      </w:r>
     </w:p>
     <w:p>
       <w:pPr>
@@ -713,14 +1146,6 @@
           <w:bCs/>
         </w:rPr>
       </w:pPr>
-      <w:r>
-        <w:rPr>
-          <w:rFonts w:asciiTheme="minorHAnsi" w:hAnsiTheme="minorHAnsi"/>
-          <w:b/>
-          <w:bCs/>
-        </w:rPr>
-        <w:t xml:space="preserve">Please also confirm that it is your policy to notify us of upcoming deadlines and not abandon cases without confirming with us. </w:t>
-      </w:r>
     </w:p>
     <w:p>
       <w:pPr>
@@ -733,6 +1158,14 @@
           <w:bCs/>
         </w:rPr>
       </w:pPr>
+      <w:r>
+        <w:rPr>
+          <w:rFonts w:asciiTheme="minorHAnsi" w:hAnsiTheme="minorHAnsi"/>
+          <w:b/>
+          <w:bCs/>
+        </w:rPr>
+        <w:t xml:space="preserve">Please also confirm that it is your policy to notify us of upcoming deadlines and not abandon cases without confirming with us. </w:t>
+      </w:r>
     </w:p>
     <w:p>
       <w:pPr>
@@ -741,17 +1174,10 @@
         </w:tabs>
         <w:rPr>
           <w:rFonts w:asciiTheme="minorHAnsi" w:hAnsiTheme="minorHAnsi"/>
-          <w:bCs/>
-        </w:rPr>
-      </w:pPr>
-      <w:r>
-        <w:rPr>
-          <w:rFonts w:asciiTheme="minorHAnsi" w:hAnsiTheme="minorHAnsi"/>
-          <w:bCs/>
-          <w:highlight w:val="yellow"/>
-        </w:rPr>
-        <w:t>Kindly acknowledge receipt of this email at your earliest convenience.</w:t>
-      </w:r>
+          <w:b/>
+          <w:bCs/>
+        </w:rPr>
+      </w:pPr>
     </w:p>
     <w:p>
       <w:pPr>
@@ -763,6 +1189,14 @@
           <w:bCs/>
         </w:rPr>
       </w:pPr>
+      <w:r>
+        <w:rPr>
+          <w:rFonts w:asciiTheme="minorHAnsi" w:hAnsiTheme="minorHAnsi"/>
+          <w:bCs/>
+          <w:highlight w:val="yellow"/>
+        </w:rPr>
+        <w:t>Kindly acknowledge receipt of this email at your earliest convenience.</w:t>
+      </w:r>
     </w:p>
     <w:p>
       <w:pPr>
@@ -774,21 +1208,6 @@
           <w:bCs/>
         </w:rPr>
       </w:pPr>
-      <w:r>
-        <w:rPr>
-          <w:rFonts w:asciiTheme="minorHAnsi" w:hAnsiTheme="minorHAnsi"/>
-          <w:bCs/>
-          <w:highlight w:val="yellow"/>
-        </w:rPr>
-        <w:t>Sincerely,&lt;</w:t>
-      </w:r>
-      <w:r>
-        <w:rPr>
-          <w:rFonts w:asciiTheme="minorHAnsi" w:hAnsiTheme="minorHAnsi"/>
-          <w:bCs/>
-        </w:rPr>
-        <w:t>br&gt;&lt;br&gt;</w:t>
-      </w:r>
     </w:p>
     <w:p>
       <w:pPr>
@@ -797,10 +1216,17 @@
         </w:tabs>
         <w:rPr>
           <w:rFonts w:asciiTheme="minorHAnsi" w:hAnsiTheme="minorHAnsi"/>
-          <w:b/>
-          <w:bCs/>
-        </w:rPr>
-      </w:pPr>
+          <w:bCs/>
+        </w:rPr>
+      </w:pPr>
+      <w:r>
+        <w:rPr>
+          <w:rFonts w:asciiTheme="minorHAnsi" w:hAnsiTheme="minorHAnsi"/>
+          <w:bCs/>
+          <w:highlight w:val="yellow"/>
+        </w:rPr>
+        <w:t>Sincerely,</w:t>
+      </w:r>
     </w:p>
     <w:p>
       <w:pPr>
@@ -809,13 +1235,37 @@
         </w:tabs>
         <w:rPr>
           <w:rFonts w:asciiTheme="minorHAnsi" w:hAnsiTheme="minorHAnsi"/>
-        </w:rPr>
-      </w:pPr>
-      <w:r>
-        <w:rPr>
-          <w:rFonts w:asciiTheme="minorHAnsi" w:hAnsiTheme="minorHAnsi"/>
-        </w:rPr>
-        <w:t>@userName@</w:t>
+          <w:b/>
+          <w:bCs/>
+        </w:rPr>
+      </w:pPr>
+    </w:p>
+    <w:p>
+      <w:pPr>
+        <w:tabs>
+          <w:tab w:val="center" w:pos="3384"/>
+        </w:tabs>
+        <w:rPr>
+          <w:rFonts w:asciiTheme="minorHAnsi" w:hAnsiTheme="minorHAnsi"/>
+        </w:rPr>
+      </w:pPr>
+      <w:r>
+        <w:rPr>
+          <w:rFonts w:asciiTheme="minorHAnsi" w:hAnsiTheme="minorHAnsi"/>
+        </w:rPr>
+        <w:t>&lt;&lt;</w:t>
+      </w:r>
+      <w:r>
+        <w:rPr>
+          <w:rFonts w:asciiTheme="minorHAnsi" w:hAnsiTheme="minorHAnsi"/>
+        </w:rPr>
+        <w:t>userName</w:t>
+      </w:r>
+      <w:r>
+        <w:rPr>
+          <w:rFonts w:asciiTheme="minorHAnsi" w:hAnsiTheme="minorHAnsi"/>
+        </w:rPr>
+        <w:t>&gt;&gt;</w:t>
       </w:r>
     </w:p>
     <w:sectPr>
@@ -1273,7 +1723,6 @@
   <w:style w:type="character" w:default="1" w:styleId="DefaultParagraphFont">
     <w:name w:val="Default Paragraph Font"/>
     <w:uiPriority w:val="1"/>
-    <w:semiHidden/>
     <w:unhideWhenUsed/>
   </w:style>
   <w:style w:type="table" w:default="1" w:styleId="TableNormal">
@@ -1425,6 +1874,18 @@
     <w:semiHidden/>
     <w:unhideWhenUsed/>
     <w:rsid w:val="00465358"/>
+  </w:style>
+  <w:style w:type="character" w:styleId="UnresolvedMention">
+    <w:name w:val="Unresolved Mention"/>
+    <w:basedOn w:val="DefaultParagraphFont"/>
+    <w:uiPriority w:val="99"/>
+    <w:semiHidden/>
+    <w:unhideWhenUsed/>
+    <w:rsid w:val="00F546D0"/>
+    <w:rPr>
+      <w:color w:val="605E5C"/>
+      <w:shd w:val="clear" w:color="auto" w:fill="E1DFDD"/>
+    </w:rPr>
   </w:style>
 </w:styles>
 </file>

--- a/project/documents/miscellaneous/PatentChangeofCounsel.docx
+++ b/project/documents/miscellaneous/PatentChangeofCounsel.docx
@@ -230,6 +230,30 @@
       <w:pPr>
         <w:rPr>
           <w:rFonts w:asciiTheme="minorHAnsi" w:hAnsiTheme="minorHAnsi" w:cs="Arial"/>
+          <w:highlight w:val="yellow"/>
+        </w:rPr>
+      </w:pPr>
+    </w:p>
+    <w:p>
+      <w:pPr>
+        <w:rPr>
+          <w:rFonts w:asciiTheme="minorHAnsi" w:hAnsiTheme="minorHAnsi" w:cs="Arial"/>
+          <w:highlight w:val="yellow"/>
+        </w:rPr>
+      </w:pPr>
+    </w:p>
+    <w:p>
+      <w:pPr>
+        <w:rPr>
+          <w:rFonts w:asciiTheme="minorHAnsi" w:hAnsiTheme="minorHAnsi" w:cs="Arial"/>
+          <w:highlight w:val="yellow"/>
+        </w:rPr>
+      </w:pPr>
+    </w:p>
+    <w:p>
+      <w:pPr>
+        <w:rPr>
+          <w:rFonts w:asciiTheme="minorHAnsi" w:hAnsiTheme="minorHAnsi" w:cs="Arial"/>
           <w:b/>
           <w:highlight w:val="yellow"/>
         </w:rPr>
@@ -312,7 +336,23 @@
           <w:rFonts w:asciiTheme="minorHAnsi" w:hAnsiTheme="minorHAnsi" w:cs="Arial"/>
           <w:bCs/>
         </w:rPr>
-        <w:t>&amp;nbsp;&amp;nbsp;</w:t>
+        <w:t>&amp;</w:t>
+      </w:r>
+      <w:proofErr w:type="gramStart"/>
+      <w:r>
+        <w:rPr>
+          <w:rFonts w:asciiTheme="minorHAnsi" w:hAnsiTheme="minorHAnsi" w:cs="Arial"/>
+          <w:bCs/>
+        </w:rPr>
+        <w:t>nbsp;&amp;</w:t>
+      </w:r>
+      <w:proofErr w:type="gramEnd"/>
+      <w:r>
+        <w:rPr>
+          <w:rFonts w:asciiTheme="minorHAnsi" w:hAnsiTheme="minorHAnsi" w:cs="Arial"/>
+          <w:bCs/>
+        </w:rPr>
+        <w:t>nbsp;</w:t>
       </w:r>
       <w:r>
         <w:rPr>
@@ -1208,65 +1248,6 @@
           <w:bCs/>
         </w:rPr>
       </w:pPr>
-    </w:p>
-    <w:p>
-      <w:pPr>
-        <w:tabs>
-          <w:tab w:val="center" w:pos="3384"/>
-        </w:tabs>
-        <w:rPr>
-          <w:rFonts w:asciiTheme="minorHAnsi" w:hAnsiTheme="minorHAnsi"/>
-          <w:bCs/>
-        </w:rPr>
-      </w:pPr>
-      <w:r>
-        <w:rPr>
-          <w:rFonts w:asciiTheme="minorHAnsi" w:hAnsiTheme="minorHAnsi"/>
-          <w:bCs/>
-          <w:highlight w:val="yellow"/>
-        </w:rPr>
-        <w:t>Sincerely,</w:t>
-      </w:r>
-    </w:p>
-    <w:p>
-      <w:pPr>
-        <w:tabs>
-          <w:tab w:val="center" w:pos="3384"/>
-        </w:tabs>
-        <w:rPr>
-          <w:rFonts w:asciiTheme="minorHAnsi" w:hAnsiTheme="minorHAnsi"/>
-          <w:b/>
-          <w:bCs/>
-        </w:rPr>
-      </w:pPr>
-    </w:p>
-    <w:p>
-      <w:pPr>
-        <w:tabs>
-          <w:tab w:val="center" w:pos="3384"/>
-        </w:tabs>
-        <w:rPr>
-          <w:rFonts w:asciiTheme="minorHAnsi" w:hAnsiTheme="minorHAnsi"/>
-        </w:rPr>
-      </w:pPr>
-      <w:r>
-        <w:rPr>
-          <w:rFonts w:asciiTheme="minorHAnsi" w:hAnsiTheme="minorHAnsi"/>
-        </w:rPr>
-        <w:t>&lt;&lt;</w:t>
-      </w:r>
-      <w:r>
-        <w:rPr>
-          <w:rFonts w:asciiTheme="minorHAnsi" w:hAnsiTheme="minorHAnsi"/>
-        </w:rPr>
-        <w:t>userName</w:t>
-      </w:r>
-      <w:r>
-        <w:rPr>
-          <w:rFonts w:asciiTheme="minorHAnsi" w:hAnsiTheme="minorHAnsi"/>
-        </w:rPr>
-        <w:t>&gt;&gt;</w:t>
-      </w:r>
     </w:p>
     <w:sectPr>
       <w:pgSz w:w="12240" w:h="15840" w:code="1"/>
@@ -1723,6 +1704,7 @@
   <w:style w:type="character" w:default="1" w:styleId="DefaultParagraphFont">
     <w:name w:val="Default Paragraph Font"/>
     <w:uiPriority w:val="1"/>
+    <w:semiHidden/>
     <w:unhideWhenUsed/>
   </w:style>
   <w:style w:type="table" w:default="1" w:styleId="TableNormal">
